--- a/PA3_CastellaCot_MartinGiol_GutierrezCanuto/bin/ex02_RMI/ShortReport.docx
+++ b/PA3_CastellaCot_MartinGiol_GutierrezCanuto/bin/ex02_RMI/ShortReport.docx
@@ -40,7 +40,7 @@
     </w:p>
     <w:tbl>
       <w:tblPr>
-        <w:tblStyle w:val="TableGrid"/>
+        <w:tblStyle w:val="Tablaconcuadrcula"/>
         <w:tblW w:w="0" w:type="auto"/>
         <w:tblLook w:val="04A0" w:firstRow="1" w:lastRow="0" w:firstColumn="1" w:lastColumn="0" w:noHBand="0" w:noVBand="1"/>
       </w:tblPr>
@@ -76,7 +76,7 @@
     <w:p/>
     <w:tbl>
       <w:tblPr>
-        <w:tblStyle w:val="TableGrid"/>
+        <w:tblStyle w:val="Tablaconcuadrcula"/>
         <w:tblW w:w="0" w:type="auto"/>
         <w:tblLook w:val="04A0" w:firstRow="1" w:lastRow="0" w:firstColumn="1" w:lastColumn="0" w:noHBand="0" w:noVBand="1"/>
       </w:tblPr>
@@ -122,7 +122,7 @@
     <w:p/>
     <w:tbl>
       <w:tblPr>
-        <w:tblStyle w:val="TableGrid"/>
+        <w:tblStyle w:val="Tablaconcuadrcula"/>
         <w:tblW w:w="0" w:type="auto"/>
         <w:tblLook w:val="04A0" w:firstRow="1" w:lastRow="0" w:firstColumn="1" w:lastColumn="0" w:noHBand="0" w:noVBand="1"/>
       </w:tblPr>
@@ -691,11 +691,11 @@
       <w:lang w:val="en-GB"/>
     </w:rPr>
   </w:style>
-  <w:style w:type="paragraph" w:styleId="Heading1">
+  <w:style w:type="paragraph" w:styleId="Ttulo1">
     <w:name w:val="heading 1"/>
     <w:basedOn w:val="Normal"/>
     <w:next w:val="Normal"/>
-    <w:link w:val="Heading1Char"/>
+    <w:link w:val="Ttulo1Car"/>
     <w:uiPriority w:val="9"/>
     <w:qFormat/>
     <w:rsid w:val="00AD609F"/>
@@ -712,11 +712,11 @@
       <w:szCs w:val="40"/>
     </w:rPr>
   </w:style>
-  <w:style w:type="paragraph" w:styleId="Heading2">
+  <w:style w:type="paragraph" w:styleId="Ttulo2">
     <w:name w:val="heading 2"/>
     <w:basedOn w:val="Normal"/>
     <w:next w:val="Normal"/>
-    <w:link w:val="Heading2Char"/>
+    <w:link w:val="Ttulo2Car"/>
     <w:uiPriority w:val="9"/>
     <w:semiHidden/>
     <w:unhideWhenUsed/>
@@ -735,11 +735,11 @@
       <w:szCs w:val="32"/>
     </w:rPr>
   </w:style>
-  <w:style w:type="paragraph" w:styleId="Heading3">
+  <w:style w:type="paragraph" w:styleId="Ttulo3">
     <w:name w:val="heading 3"/>
     <w:basedOn w:val="Normal"/>
     <w:next w:val="Normal"/>
-    <w:link w:val="Heading3Char"/>
+    <w:link w:val="Ttulo3Car"/>
     <w:uiPriority w:val="9"/>
     <w:semiHidden/>
     <w:unhideWhenUsed/>
@@ -758,11 +758,11 @@
       <w:szCs w:val="28"/>
     </w:rPr>
   </w:style>
-  <w:style w:type="paragraph" w:styleId="Heading4">
+  <w:style w:type="paragraph" w:styleId="Ttulo4">
     <w:name w:val="heading 4"/>
     <w:basedOn w:val="Normal"/>
     <w:next w:val="Normal"/>
-    <w:link w:val="Heading4Char"/>
+    <w:link w:val="Ttulo4Car"/>
     <w:uiPriority w:val="9"/>
     <w:semiHidden/>
     <w:unhideWhenUsed/>
@@ -781,11 +781,11 @@
       <w:color w:val="2F5496" w:themeColor="accent1" w:themeShade="BF"/>
     </w:rPr>
   </w:style>
-  <w:style w:type="paragraph" w:styleId="Heading5">
+  <w:style w:type="paragraph" w:styleId="Ttulo5">
     <w:name w:val="heading 5"/>
     <w:basedOn w:val="Normal"/>
     <w:next w:val="Normal"/>
-    <w:link w:val="Heading5Char"/>
+    <w:link w:val="Ttulo5Car"/>
     <w:uiPriority w:val="9"/>
     <w:semiHidden/>
     <w:unhideWhenUsed/>
@@ -802,11 +802,11 @@
       <w:color w:val="2F5496" w:themeColor="accent1" w:themeShade="BF"/>
     </w:rPr>
   </w:style>
-  <w:style w:type="paragraph" w:styleId="Heading6">
+  <w:style w:type="paragraph" w:styleId="Ttulo6">
     <w:name w:val="heading 6"/>
     <w:basedOn w:val="Normal"/>
     <w:next w:val="Normal"/>
-    <w:link w:val="Heading6Char"/>
+    <w:link w:val="Ttulo6Car"/>
     <w:uiPriority w:val="9"/>
     <w:semiHidden/>
     <w:unhideWhenUsed/>
@@ -825,11 +825,11 @@
       <w:color w:val="595959" w:themeColor="text1" w:themeTint="A6"/>
     </w:rPr>
   </w:style>
-  <w:style w:type="paragraph" w:styleId="Heading7">
+  <w:style w:type="paragraph" w:styleId="Ttulo7">
     <w:name w:val="heading 7"/>
     <w:basedOn w:val="Normal"/>
     <w:next w:val="Normal"/>
-    <w:link w:val="Heading7Char"/>
+    <w:link w:val="Ttulo7Car"/>
     <w:uiPriority w:val="9"/>
     <w:semiHidden/>
     <w:unhideWhenUsed/>
@@ -846,11 +846,11 @@
       <w:color w:val="595959" w:themeColor="text1" w:themeTint="A6"/>
     </w:rPr>
   </w:style>
-  <w:style w:type="paragraph" w:styleId="Heading8">
+  <w:style w:type="paragraph" w:styleId="Ttulo8">
     <w:name w:val="heading 8"/>
     <w:basedOn w:val="Normal"/>
     <w:next w:val="Normal"/>
-    <w:link w:val="Heading8Char"/>
+    <w:link w:val="Ttulo8Car"/>
     <w:uiPriority w:val="9"/>
     <w:semiHidden/>
     <w:unhideWhenUsed/>
@@ -869,11 +869,11 @@
       <w:color w:val="272727" w:themeColor="text1" w:themeTint="D8"/>
     </w:rPr>
   </w:style>
-  <w:style w:type="paragraph" w:styleId="Heading9">
+  <w:style w:type="paragraph" w:styleId="Ttulo9">
     <w:name w:val="heading 9"/>
     <w:basedOn w:val="Normal"/>
     <w:next w:val="Normal"/>
-    <w:link w:val="Heading9Char"/>
+    <w:link w:val="Ttulo9Car"/>
     <w:uiPriority w:val="9"/>
     <w:semiHidden/>
     <w:unhideWhenUsed/>
@@ -890,13 +890,13 @@
       <w:color w:val="272727" w:themeColor="text1" w:themeTint="D8"/>
     </w:rPr>
   </w:style>
-  <w:style w:type="character" w:default="1" w:styleId="DefaultParagraphFont">
+  <w:style w:type="character" w:default="1" w:styleId="Fuentedeprrafopredeter">
     <w:name w:val="Default Paragraph Font"/>
     <w:uiPriority w:val="1"/>
     <w:semiHidden/>
     <w:unhideWhenUsed/>
   </w:style>
-  <w:style w:type="table" w:default="1" w:styleId="TableNormal">
+  <w:style w:type="table" w:default="1" w:styleId="Tablanormal">
     <w:name w:val="Normal Table"/>
     <w:uiPriority w:val="99"/>
     <w:semiHidden/>
@@ -911,16 +911,16 @@
       </w:tblCellMar>
     </w:tblPr>
   </w:style>
-  <w:style w:type="numbering" w:default="1" w:styleId="NoList">
+  <w:style w:type="numbering" w:default="1" w:styleId="Sinlista">
     <w:name w:val="No List"/>
     <w:uiPriority w:val="99"/>
     <w:semiHidden/>
     <w:unhideWhenUsed/>
   </w:style>
-  <w:style w:type="character" w:customStyle="1" w:styleId="Heading1Char">
-    <w:name w:val="Heading 1 Char"/>
-    <w:basedOn w:val="DefaultParagraphFont"/>
-    <w:link w:val="Heading1"/>
+  <w:style w:type="character" w:customStyle="1" w:styleId="Ttulo1Car">
+    <w:name w:val="Título 1 Car"/>
+    <w:basedOn w:val="Fuentedeprrafopredeter"/>
+    <w:link w:val="Ttulo1"/>
     <w:uiPriority w:val="9"/>
     <w:rsid w:val="00AD609F"/>
     <w:rPr>
@@ -930,10 +930,10 @@
       <w:szCs w:val="40"/>
     </w:rPr>
   </w:style>
-  <w:style w:type="character" w:customStyle="1" w:styleId="Heading2Char">
-    <w:name w:val="Heading 2 Char"/>
-    <w:basedOn w:val="DefaultParagraphFont"/>
-    <w:link w:val="Heading2"/>
+  <w:style w:type="character" w:customStyle="1" w:styleId="Ttulo2Car">
+    <w:name w:val="Título 2 Car"/>
+    <w:basedOn w:val="Fuentedeprrafopredeter"/>
+    <w:link w:val="Ttulo2"/>
     <w:uiPriority w:val="9"/>
     <w:semiHidden/>
     <w:rsid w:val="00AD609F"/>
@@ -944,10 +944,10 @@
       <w:szCs w:val="32"/>
     </w:rPr>
   </w:style>
-  <w:style w:type="character" w:customStyle="1" w:styleId="Heading3Char">
-    <w:name w:val="Heading 3 Char"/>
-    <w:basedOn w:val="DefaultParagraphFont"/>
-    <w:link w:val="Heading3"/>
+  <w:style w:type="character" w:customStyle="1" w:styleId="Ttulo3Car">
+    <w:name w:val="Título 3 Car"/>
+    <w:basedOn w:val="Fuentedeprrafopredeter"/>
+    <w:link w:val="Ttulo3"/>
     <w:uiPriority w:val="9"/>
     <w:semiHidden/>
     <w:rsid w:val="00AD609F"/>
@@ -958,10 +958,10 @@
       <w:szCs w:val="28"/>
     </w:rPr>
   </w:style>
-  <w:style w:type="character" w:customStyle="1" w:styleId="Heading4Char">
-    <w:name w:val="Heading 4 Char"/>
-    <w:basedOn w:val="DefaultParagraphFont"/>
-    <w:link w:val="Heading4"/>
+  <w:style w:type="character" w:customStyle="1" w:styleId="Ttulo4Car">
+    <w:name w:val="Título 4 Car"/>
+    <w:basedOn w:val="Fuentedeprrafopredeter"/>
+    <w:link w:val="Ttulo4"/>
     <w:uiPriority w:val="9"/>
     <w:semiHidden/>
     <w:rsid w:val="00AD609F"/>
@@ -972,10 +972,10 @@
       <w:color w:val="2F5496" w:themeColor="accent1" w:themeShade="BF"/>
     </w:rPr>
   </w:style>
-  <w:style w:type="character" w:customStyle="1" w:styleId="Heading5Char">
-    <w:name w:val="Heading 5 Char"/>
-    <w:basedOn w:val="DefaultParagraphFont"/>
-    <w:link w:val="Heading5"/>
+  <w:style w:type="character" w:customStyle="1" w:styleId="Ttulo5Car">
+    <w:name w:val="Título 5 Car"/>
+    <w:basedOn w:val="Fuentedeprrafopredeter"/>
+    <w:link w:val="Ttulo5"/>
     <w:uiPriority w:val="9"/>
     <w:semiHidden/>
     <w:rsid w:val="00AD609F"/>
@@ -984,10 +984,10 @@
       <w:color w:val="2F5496" w:themeColor="accent1" w:themeShade="BF"/>
     </w:rPr>
   </w:style>
-  <w:style w:type="character" w:customStyle="1" w:styleId="Heading6Char">
-    <w:name w:val="Heading 6 Char"/>
-    <w:basedOn w:val="DefaultParagraphFont"/>
-    <w:link w:val="Heading6"/>
+  <w:style w:type="character" w:customStyle="1" w:styleId="Ttulo6Car">
+    <w:name w:val="Título 6 Car"/>
+    <w:basedOn w:val="Fuentedeprrafopredeter"/>
+    <w:link w:val="Ttulo6"/>
     <w:uiPriority w:val="9"/>
     <w:semiHidden/>
     <w:rsid w:val="00AD609F"/>
@@ -998,10 +998,10 @@
       <w:color w:val="595959" w:themeColor="text1" w:themeTint="A6"/>
     </w:rPr>
   </w:style>
-  <w:style w:type="character" w:customStyle="1" w:styleId="Heading7Char">
-    <w:name w:val="Heading 7 Char"/>
-    <w:basedOn w:val="DefaultParagraphFont"/>
-    <w:link w:val="Heading7"/>
+  <w:style w:type="character" w:customStyle="1" w:styleId="Ttulo7Car">
+    <w:name w:val="Título 7 Car"/>
+    <w:basedOn w:val="Fuentedeprrafopredeter"/>
+    <w:link w:val="Ttulo7"/>
     <w:uiPriority w:val="9"/>
     <w:semiHidden/>
     <w:rsid w:val="00AD609F"/>
@@ -1010,10 +1010,10 @@
       <w:color w:val="595959" w:themeColor="text1" w:themeTint="A6"/>
     </w:rPr>
   </w:style>
-  <w:style w:type="character" w:customStyle="1" w:styleId="Heading8Char">
-    <w:name w:val="Heading 8 Char"/>
-    <w:basedOn w:val="DefaultParagraphFont"/>
-    <w:link w:val="Heading8"/>
+  <w:style w:type="character" w:customStyle="1" w:styleId="Ttulo8Car">
+    <w:name w:val="Título 8 Car"/>
+    <w:basedOn w:val="Fuentedeprrafopredeter"/>
+    <w:link w:val="Ttulo8"/>
     <w:uiPriority w:val="9"/>
     <w:semiHidden/>
     <w:rsid w:val="00AD609F"/>
@@ -1024,10 +1024,10 @@
       <w:color w:val="272727" w:themeColor="text1" w:themeTint="D8"/>
     </w:rPr>
   </w:style>
-  <w:style w:type="character" w:customStyle="1" w:styleId="Heading9Char">
-    <w:name w:val="Heading 9 Char"/>
-    <w:basedOn w:val="DefaultParagraphFont"/>
-    <w:link w:val="Heading9"/>
+  <w:style w:type="character" w:customStyle="1" w:styleId="Ttulo9Car">
+    <w:name w:val="Título 9 Car"/>
+    <w:basedOn w:val="Fuentedeprrafopredeter"/>
+    <w:link w:val="Ttulo9"/>
     <w:uiPriority w:val="9"/>
     <w:semiHidden/>
     <w:rsid w:val="00AD609F"/>
@@ -1036,11 +1036,11 @@
       <w:color w:val="272727" w:themeColor="text1" w:themeTint="D8"/>
     </w:rPr>
   </w:style>
-  <w:style w:type="paragraph" w:styleId="Title">
+  <w:style w:type="paragraph" w:styleId="Ttulo">
     <w:name w:val="Title"/>
     <w:basedOn w:val="Normal"/>
     <w:next w:val="Normal"/>
-    <w:link w:val="TitleChar"/>
+    <w:link w:val="TtuloCar"/>
     <w:uiPriority w:val="10"/>
     <w:qFormat/>
     <w:rsid w:val="00AD609F"/>
@@ -1056,10 +1056,10 @@
       <w:szCs w:val="56"/>
     </w:rPr>
   </w:style>
-  <w:style w:type="character" w:customStyle="1" w:styleId="TitleChar">
-    <w:name w:val="Title Char"/>
-    <w:basedOn w:val="DefaultParagraphFont"/>
-    <w:link w:val="Title"/>
+  <w:style w:type="character" w:customStyle="1" w:styleId="TtuloCar">
+    <w:name w:val="Título Car"/>
+    <w:basedOn w:val="Fuentedeprrafopredeter"/>
+    <w:link w:val="Ttulo"/>
     <w:uiPriority w:val="10"/>
     <w:rsid w:val="00AD609F"/>
     <w:rPr>
@@ -1070,11 +1070,11 @@
       <w:szCs w:val="56"/>
     </w:rPr>
   </w:style>
-  <w:style w:type="paragraph" w:styleId="Subtitle">
+  <w:style w:type="paragraph" w:styleId="Subttulo">
     <w:name w:val="Subtitle"/>
     <w:basedOn w:val="Normal"/>
     <w:next w:val="Normal"/>
-    <w:link w:val="SubtitleChar"/>
+    <w:link w:val="SubttuloCar"/>
     <w:uiPriority w:val="11"/>
     <w:qFormat/>
     <w:rsid w:val="00AD609F"/>
@@ -1091,10 +1091,10 @@
       <w:szCs w:val="28"/>
     </w:rPr>
   </w:style>
-  <w:style w:type="character" w:customStyle="1" w:styleId="SubtitleChar">
-    <w:name w:val="Subtitle Char"/>
-    <w:basedOn w:val="DefaultParagraphFont"/>
-    <w:link w:val="Subtitle"/>
+  <w:style w:type="character" w:customStyle="1" w:styleId="SubttuloCar">
+    <w:name w:val="Subtítulo Car"/>
+    <w:basedOn w:val="Fuentedeprrafopredeter"/>
+    <w:link w:val="Subttulo"/>
     <w:uiPriority w:val="11"/>
     <w:rsid w:val="00AD609F"/>
     <w:rPr>
@@ -1105,11 +1105,11 @@
       <w:szCs w:val="28"/>
     </w:rPr>
   </w:style>
-  <w:style w:type="paragraph" w:styleId="Quote">
+  <w:style w:type="paragraph" w:styleId="Cita">
     <w:name w:val="Quote"/>
     <w:basedOn w:val="Normal"/>
     <w:next w:val="Normal"/>
-    <w:link w:val="QuoteChar"/>
+    <w:link w:val="CitaCar"/>
     <w:uiPriority w:val="29"/>
     <w:qFormat/>
     <w:rsid w:val="00AD609F"/>
@@ -1123,10 +1123,10 @@
       <w:color w:val="404040" w:themeColor="text1" w:themeTint="BF"/>
     </w:rPr>
   </w:style>
-  <w:style w:type="character" w:customStyle="1" w:styleId="QuoteChar">
-    <w:name w:val="Quote Char"/>
-    <w:basedOn w:val="DefaultParagraphFont"/>
-    <w:link w:val="Quote"/>
+  <w:style w:type="character" w:customStyle="1" w:styleId="CitaCar">
+    <w:name w:val="Cita Car"/>
+    <w:basedOn w:val="Fuentedeprrafopredeter"/>
+    <w:link w:val="Cita"/>
     <w:uiPriority w:val="29"/>
     <w:rsid w:val="00AD609F"/>
     <w:rPr>
@@ -1135,7 +1135,7 @@
       <w:color w:val="404040" w:themeColor="text1" w:themeTint="BF"/>
     </w:rPr>
   </w:style>
-  <w:style w:type="paragraph" w:styleId="ListParagraph">
+  <w:style w:type="paragraph" w:styleId="Prrafodelista">
     <w:name w:val="List Paragraph"/>
     <w:basedOn w:val="Normal"/>
     <w:uiPriority w:val="34"/>
@@ -1146,9 +1146,9 @@
       <w:contextualSpacing/>
     </w:pPr>
   </w:style>
-  <w:style w:type="character" w:styleId="IntenseEmphasis">
+  <w:style w:type="character" w:styleId="nfasisintenso">
     <w:name w:val="Intense Emphasis"/>
-    <w:basedOn w:val="DefaultParagraphFont"/>
+    <w:basedOn w:val="Fuentedeprrafopredeter"/>
     <w:uiPriority w:val="21"/>
     <w:qFormat/>
     <w:rsid w:val="00AD609F"/>
@@ -1158,11 +1158,11 @@
       <w:color w:val="2F5496" w:themeColor="accent1" w:themeShade="BF"/>
     </w:rPr>
   </w:style>
-  <w:style w:type="paragraph" w:styleId="IntenseQuote">
+  <w:style w:type="paragraph" w:styleId="Citadestacada">
     <w:name w:val="Intense Quote"/>
     <w:basedOn w:val="Normal"/>
     <w:next w:val="Normal"/>
-    <w:link w:val="IntenseQuoteChar"/>
+    <w:link w:val="CitadestacadaCar"/>
     <w:uiPriority w:val="30"/>
     <w:qFormat/>
     <w:rsid w:val="00AD609F"/>
@@ -1181,10 +1181,10 @@
       <w:color w:val="2F5496" w:themeColor="accent1" w:themeShade="BF"/>
     </w:rPr>
   </w:style>
-  <w:style w:type="character" w:customStyle="1" w:styleId="IntenseQuoteChar">
-    <w:name w:val="Intense Quote Char"/>
-    <w:basedOn w:val="DefaultParagraphFont"/>
-    <w:link w:val="IntenseQuote"/>
+  <w:style w:type="character" w:customStyle="1" w:styleId="CitadestacadaCar">
+    <w:name w:val="Cita destacada Car"/>
+    <w:basedOn w:val="Fuentedeprrafopredeter"/>
+    <w:link w:val="Citadestacada"/>
     <w:uiPriority w:val="30"/>
     <w:rsid w:val="00AD609F"/>
     <w:rPr>
@@ -1193,9 +1193,9 @@
       <w:color w:val="2F5496" w:themeColor="accent1" w:themeShade="BF"/>
     </w:rPr>
   </w:style>
-  <w:style w:type="character" w:styleId="IntenseReference">
+  <w:style w:type="character" w:styleId="Referenciaintensa">
     <w:name w:val="Intense Reference"/>
-    <w:basedOn w:val="DefaultParagraphFont"/>
+    <w:basedOn w:val="Fuentedeprrafopredeter"/>
     <w:uiPriority w:val="32"/>
     <w:qFormat/>
     <w:rsid w:val="00AD609F"/>
@@ -1207,9 +1207,9 @@
       <w:spacing w:val="5"/>
     </w:rPr>
   </w:style>
-  <w:style w:type="table" w:styleId="TableGrid">
+  <w:style w:type="table" w:styleId="Tablaconcuadrcula">
     <w:name w:val="Table Grid"/>
-    <w:basedOn w:val="TableNormal"/>
+    <w:basedOn w:val="Tablanormal"/>
     <w:uiPriority w:val="39"/>
     <w:rsid w:val="002B036D"/>
     <w:pPr>

--- a/PA3_CastellaCot_MartinGiol_GutierrezCanuto/bin/ex02_RMI/ShortReport.docx
+++ b/PA3_CastellaCot_MartinGiol_GutierrezCanuto/bin/ex02_RMI/ShortReport.docx
@@ -67,7 +67,33 @@
               <w:rPr>
                 <w:color w:val="FF0000"/>
               </w:rPr>
-              <w:t>Write your names here</w:t>
+              <w:t>Roger Castellà Cot</w:t>
+            </w:r>
+          </w:p>
+          <w:p>
+            <w:pPr>
+              <w:rPr>
+                <w:color w:val="FF0000"/>
+              </w:rPr>
+            </w:pPr>
+            <w:r>
+              <w:rPr>
+                <w:color w:val="FF0000"/>
+              </w:rPr>
+              <w:t>Arnau Martín Giol</w:t>
+            </w:r>
+          </w:p>
+          <w:p>
+            <w:pPr>
+              <w:rPr>
+                <w:color w:val="FF0000"/>
+              </w:rPr>
+            </w:pPr>
+            <w:r>
+              <w:rPr>
+                <w:color w:val="FF0000"/>
+              </w:rPr>
+              <w:t>Alex Gutierrez Canuto</w:t>
             </w:r>
           </w:p>
         </w:tc>
@@ -96,25 +122,217 @@
               <w:t>Collection(s) did you use. Specify type(s) and purpose</w:t>
             </w:r>
           </w:p>
-          <w:p>
-            <w:pPr>
-              <w:rPr>
-                <w:color w:val="FF0000"/>
-              </w:rPr>
-            </w:pPr>
-            <w:r>
-              <w:rPr>
-                <w:color w:val="FF0000"/>
-              </w:rPr>
-              <w:t>Answer here</w:t>
-            </w:r>
-          </w:p>
-          <w:p>
-            <w:pPr>
-              <w:rPr>
-                <w:color w:val="FF0000"/>
-              </w:rPr>
-            </w:pPr>
+          <w:p/>
+          <w:p>
+            <w:pPr>
+              <w:rPr>
+                <w:color w:val="FF0000"/>
+              </w:rPr>
+            </w:pPr>
+            <w:r>
+              <w:rPr>
+                <w:color w:val="FF0000"/>
+              </w:rPr>
+              <w:t>We used the following collections in our implementation:</w:t>
+            </w:r>
+          </w:p>
+          <w:p>
+            <w:pPr>
+              <w:rPr>
+                <w:color w:val="FF0000"/>
+              </w:rPr>
+            </w:pPr>
+          </w:p>
+          <w:p>
+            <w:pPr>
+              <w:rPr>
+                <w:b/>
+                <w:bCs/>
+                <w:color w:val="FF0000"/>
+              </w:rPr>
+            </w:pPr>
+            <w:r>
+              <w:rPr>
+                <w:b/>
+                <w:bCs/>
+                <w:color w:val="FF0000"/>
+              </w:rPr>
+              <w:t xml:space="preserve">HashMap&lt;Integer, </w:t>
+            </w:r>
+            <w:proofErr w:type="spellStart"/>
+            <w:r>
+              <w:rPr>
+                <w:b/>
+                <w:bCs/>
+                <w:color w:val="FF0000"/>
+              </w:rPr>
+              <w:t>ClientRep</w:t>
+            </w:r>
+            <w:proofErr w:type="spellEnd"/>
+            <w:r>
+              <w:rPr>
+                <w:b/>
+                <w:bCs/>
+                <w:color w:val="FF0000"/>
+              </w:rPr>
+              <w:t>&gt;</w:t>
+            </w:r>
+            <w:r>
+              <w:rPr>
+                <w:b/>
+                <w:bCs/>
+                <w:color w:val="FF0000"/>
+              </w:rPr>
+              <w:t xml:space="preserve"> </w:t>
+            </w:r>
+            <w:r>
+              <w:rPr>
+                <w:b/>
+                <w:bCs/>
+                <w:color w:val="FF0000"/>
+              </w:rPr>
+              <w:t>clients</w:t>
+            </w:r>
+          </w:p>
+          <w:p>
+            <w:pPr>
+              <w:rPr>
+                <w:color w:val="FF0000"/>
+              </w:rPr>
+            </w:pPr>
+            <w:r>
+              <w:rPr>
+                <w:color w:val="FF0000"/>
+              </w:rPr>
+              <w:t>We used a HashMap to</w:t>
+            </w:r>
+            <w:r>
+              <w:rPr>
+                <w:color w:val="FF0000"/>
+              </w:rPr>
+              <w:t xml:space="preserve"> store client information (instances of </w:t>
+            </w:r>
+            <w:proofErr w:type="spellStart"/>
+            <w:r>
+              <w:rPr>
+                <w:color w:val="FF0000"/>
+              </w:rPr>
+              <w:t>ClientRep</w:t>
+            </w:r>
+            <w:proofErr w:type="spellEnd"/>
+            <w:r>
+              <w:rPr>
+                <w:color w:val="FF0000"/>
+              </w:rPr>
+              <w:t>).</w:t>
+            </w:r>
+            <w:r>
+              <w:rPr>
+                <w:color w:val="FF0000"/>
+              </w:rPr>
+              <w:t xml:space="preserve"> It uses an</w:t>
+            </w:r>
+            <w:r>
+              <w:rPr>
+                <w:color w:val="FF0000"/>
+              </w:rPr>
+              <w:t xml:space="preserve"> </w:t>
+            </w:r>
+            <w:r>
+              <w:rPr>
+                <w:color w:val="FF0000"/>
+              </w:rPr>
+              <w:t xml:space="preserve">integer as the key and a </w:t>
+            </w:r>
+            <w:proofErr w:type="spellStart"/>
+            <w:r>
+              <w:rPr>
+                <w:color w:val="FF0000"/>
+              </w:rPr>
+              <w:t>ClientRep</w:t>
+            </w:r>
+            <w:proofErr w:type="spellEnd"/>
+            <w:r>
+              <w:rPr>
+                <w:color w:val="FF0000"/>
+              </w:rPr>
+              <w:t xml:space="preserve"> object as the value.</w:t>
+            </w:r>
+          </w:p>
+          <w:p>
+            <w:pPr>
+              <w:rPr>
+                <w:color w:val="FF0000"/>
+              </w:rPr>
+            </w:pPr>
+          </w:p>
+          <w:p>
+            <w:pPr>
+              <w:rPr>
+                <w:b/>
+                <w:bCs/>
+                <w:color w:val="FF0000"/>
+              </w:rPr>
+            </w:pPr>
+            <w:r>
+              <w:rPr>
+                <w:b/>
+                <w:bCs/>
+                <w:color w:val="FF0000"/>
+              </w:rPr>
+              <w:t>ArrayList&lt;Integer&gt;</w:t>
+            </w:r>
+            <w:r>
+              <w:rPr>
+                <w:b/>
+                <w:bCs/>
+                <w:color w:val="FF0000"/>
+              </w:rPr>
+              <w:t xml:space="preserve"> </w:t>
+            </w:r>
+            <w:proofErr w:type="spellStart"/>
+            <w:r>
+              <w:rPr>
+                <w:b/>
+                <w:bCs/>
+                <w:color w:val="FF0000"/>
+              </w:rPr>
+              <w:t>numbersChecked</w:t>
+            </w:r>
+            <w:proofErr w:type="spellEnd"/>
+          </w:p>
+          <w:p>
+            <w:pPr>
+              <w:rPr>
+                <w:color w:val="FF0000"/>
+              </w:rPr>
+            </w:pPr>
+            <w:r>
+              <w:rPr>
+                <w:color w:val="FF0000"/>
+              </w:rPr>
+              <w:t xml:space="preserve">We used an ArrayList in </w:t>
+            </w:r>
+            <w:proofErr w:type="spellStart"/>
+            <w:r>
+              <w:rPr>
+                <w:color w:val="FF0000"/>
+              </w:rPr>
+              <w:t>ClientRep</w:t>
+            </w:r>
+            <w:proofErr w:type="spellEnd"/>
+            <w:r>
+              <w:rPr>
+                <w:color w:val="FF0000"/>
+              </w:rPr>
+              <w:t xml:space="preserve"> class t</w:t>
+            </w:r>
+            <w:r>
+              <w:rPr>
+                <w:color w:val="FF0000"/>
+              </w:rPr>
+              <w:t>o store the list of numbers that each client has attempted. This helps in checking for repeated numbers and providing the list of attempts when requested.</w:t>
+            </w:r>
           </w:p>
         </w:tc>
       </w:tr>
@@ -171,14 +389,499 @@
                 <w:color w:val="FF0000"/>
               </w:rPr>
             </w:pPr>
-            <w:r>
-              <w:rPr>
-                <w:color w:val="FF0000"/>
-              </w:rPr>
-              <w:t>Answer here</w:t>
-            </w:r>
-          </w:p>
-          <w:p/>
+          </w:p>
+          <w:p>
+            <w:pPr>
+              <w:rPr>
+                <w:color w:val="FF0000"/>
+              </w:rPr>
+            </w:pPr>
+            <w:r>
+              <w:rPr>
+                <w:color w:val="FF0000"/>
+              </w:rPr>
+              <w:t>Yes, some of the collections needed to be thread-safe because the server handles multiple clients concurrently</w:t>
+            </w:r>
+            <w:r>
+              <w:rPr>
+                <w:color w:val="FF0000"/>
+              </w:rPr>
+              <w:t>.</w:t>
+            </w:r>
+          </w:p>
+          <w:p>
+            <w:pPr>
+              <w:rPr>
+                <w:color w:val="FF0000"/>
+              </w:rPr>
+            </w:pPr>
+          </w:p>
+          <w:p>
+            <w:pPr>
+              <w:rPr>
+                <w:color w:val="FF0000"/>
+              </w:rPr>
+            </w:pPr>
+            <w:r>
+              <w:rPr>
+                <w:color w:val="FF0000"/>
+              </w:rPr>
+              <w:t>(a)</w:t>
+            </w:r>
+          </w:p>
+          <w:p>
+            <w:pPr>
+              <w:rPr>
+                <w:color w:val="FF0000"/>
+                <w:u w:val="single"/>
+              </w:rPr>
+            </w:pPr>
+          </w:p>
+          <w:p>
+            <w:pPr>
+              <w:rPr>
+                <w:color w:val="FF0000"/>
+              </w:rPr>
+            </w:pPr>
+            <w:r>
+              <w:rPr>
+                <w:b/>
+                <w:bCs/>
+                <w:color w:val="FF0000"/>
+              </w:rPr>
+              <w:t xml:space="preserve">HashMap&lt;Integer, </w:t>
+            </w:r>
+            <w:proofErr w:type="spellStart"/>
+            <w:r>
+              <w:rPr>
+                <w:b/>
+                <w:bCs/>
+                <w:color w:val="FF0000"/>
+              </w:rPr>
+              <w:t>ClientRep</w:t>
+            </w:r>
+            <w:proofErr w:type="spellEnd"/>
+            <w:r>
+              <w:rPr>
+                <w:b/>
+                <w:bCs/>
+                <w:color w:val="FF0000"/>
+              </w:rPr>
+              <w:t>&gt;:</w:t>
+            </w:r>
+            <w:r>
+              <w:rPr>
+                <w:color w:val="FF0000"/>
+              </w:rPr>
+              <w:t xml:space="preserve"> This collection is shared </w:t>
+            </w:r>
+            <w:r>
+              <w:rPr>
+                <w:color w:val="FF0000"/>
+              </w:rPr>
+              <w:t>in</w:t>
+            </w:r>
+            <w:r>
+              <w:rPr>
+                <w:color w:val="FF0000"/>
+              </w:rPr>
+              <w:t xml:space="preserve"> multiple threads (one per client), so it needs synchronization to avoid concurrent </w:t>
+            </w:r>
+            <w:r>
+              <w:rPr>
+                <w:color w:val="FF0000"/>
+              </w:rPr>
+              <w:t>update problems</w:t>
+            </w:r>
+            <w:r>
+              <w:rPr>
+                <w:color w:val="FF0000"/>
+              </w:rPr>
+              <w:t>.</w:t>
+            </w:r>
+            <w:r>
+              <w:rPr>
+                <w:color w:val="FF0000"/>
+              </w:rPr>
+              <w:t xml:space="preserve"> W</w:t>
+            </w:r>
+            <w:r>
+              <w:rPr>
+                <w:color w:val="FF0000"/>
+              </w:rPr>
+              <w:t>e need synchronization when adding, retrieving, or removing elements.</w:t>
+            </w:r>
+          </w:p>
+          <w:p>
+            <w:pPr>
+              <w:rPr>
+                <w:b/>
+                <w:bCs/>
+                <w:color w:val="FF0000"/>
+              </w:rPr>
+            </w:pPr>
+          </w:p>
+          <w:p>
+            <w:pPr>
+              <w:rPr>
+                <w:color w:val="FF0000"/>
+              </w:rPr>
+            </w:pPr>
+            <w:r>
+              <w:rPr>
+                <w:b/>
+                <w:bCs/>
+                <w:color w:val="FF0000"/>
+              </w:rPr>
+              <w:t>ArrayList&lt;Integer&gt;:</w:t>
+            </w:r>
+            <w:r>
+              <w:rPr>
+                <w:color w:val="FF0000"/>
+              </w:rPr>
+              <w:t xml:space="preserve"> This collection is part of the </w:t>
+            </w:r>
+            <w:proofErr w:type="spellStart"/>
+            <w:r>
+              <w:rPr>
+                <w:color w:val="FF0000"/>
+              </w:rPr>
+              <w:t>ClientRep</w:t>
+            </w:r>
+            <w:proofErr w:type="spellEnd"/>
+            <w:r>
+              <w:rPr>
+                <w:color w:val="FF0000"/>
+              </w:rPr>
+              <w:t xml:space="preserve"> class and is accessed when a client sends a number or requests the list of attempts. It needs synchronization to </w:t>
+            </w:r>
+            <w:r>
+              <w:rPr>
+                <w:color w:val="FF0000"/>
+              </w:rPr>
+              <w:t>ensure safe concurrent access.</w:t>
+            </w:r>
+          </w:p>
+          <w:p>
+            <w:pPr>
+              <w:rPr>
+                <w:color w:val="FF0000"/>
+              </w:rPr>
+            </w:pPr>
+          </w:p>
+          <w:p>
+            <w:pPr>
+              <w:rPr>
+                <w:color w:val="FF0000"/>
+              </w:rPr>
+            </w:pPr>
+            <w:r>
+              <w:rPr>
+                <w:color w:val="FF0000"/>
+              </w:rPr>
+              <w:t>(b)</w:t>
+            </w:r>
+          </w:p>
+          <w:p>
+            <w:pPr>
+              <w:rPr>
+                <w:color w:val="FF0000"/>
+              </w:rPr>
+            </w:pPr>
+          </w:p>
+          <w:p>
+            <w:pPr>
+              <w:rPr>
+                <w:color w:val="FF0000"/>
+              </w:rPr>
+            </w:pPr>
+            <w:r>
+              <w:rPr>
+                <w:color w:val="FF0000"/>
+              </w:rPr>
+              <w:t>We used synchronized blocks to ensure thread safety for the shared collections.</w:t>
+            </w:r>
+          </w:p>
+          <w:p>
+            <w:pPr>
+              <w:rPr>
+                <w:color w:val="FF0000"/>
+              </w:rPr>
+            </w:pPr>
+          </w:p>
+          <w:p>
+            <w:pPr>
+              <w:rPr>
+                <w:color w:val="FF0000"/>
+              </w:rPr>
+            </w:pPr>
+            <w:r>
+              <w:rPr>
+                <w:color w:val="FF0000"/>
+              </w:rPr>
+              <w:t>For clients (HashMap), we synchronized access when retrieving or modifying the map:</w:t>
+            </w:r>
+          </w:p>
+          <w:p>
+            <w:pPr>
+              <w:rPr>
+                <w:color w:val="FF0000"/>
+              </w:rPr>
+            </w:pPr>
+          </w:p>
+          <w:p>
+            <w:pPr>
+              <w:rPr>
+                <w:color w:val="FF0000"/>
+              </w:rPr>
+            </w:pPr>
+            <w:r>
+              <w:rPr>
+                <w:noProof/>
+                <w:color w:val="FF0000"/>
+              </w:rPr>
+              <w:drawing>
+                <wp:inline distT="0" distB="0" distL="0" distR="0" wp14:anchorId="6B0BF662" wp14:editId="6967E5A2">
+                  <wp:extent cx="2017062" cy="422031"/>
+                  <wp:effectExtent l="0" t="0" r="2540" b="0"/>
+                  <wp:docPr id="930870430" name="Imagen 1"/>
+                  <wp:cNvGraphicFramePr>
+                    <a:graphicFrameLocks xmlns:a="http://schemas.openxmlformats.org/drawingml/2006/main" noChangeAspect="1"/>
+                  </wp:cNvGraphicFramePr>
+                  <a:graphic xmlns:a="http://schemas.openxmlformats.org/drawingml/2006/main">
+                    <a:graphicData uri="http://schemas.openxmlformats.org/drawingml/2006/picture">
+                      <pic:pic xmlns:pic="http://schemas.openxmlformats.org/drawingml/2006/picture">
+                        <pic:nvPicPr>
+                          <pic:cNvPr id="930870430" name=""/>
+                          <pic:cNvPicPr/>
+                        </pic:nvPicPr>
+                        <pic:blipFill>
+                          <a:blip r:embed="rId5"/>
+                          <a:stretch>
+                            <a:fillRect/>
+                          </a:stretch>
+                        </pic:blipFill>
+                        <pic:spPr>
+                          <a:xfrm>
+                            <a:off x="0" y="0"/>
+                            <a:ext cx="2097727" cy="438909"/>
+                          </a:xfrm>
+                          <a:prstGeom prst="rect">
+                            <a:avLst/>
+                          </a:prstGeom>
+                        </pic:spPr>
+                      </pic:pic>
+                    </a:graphicData>
+                  </a:graphic>
+                </wp:inline>
+              </w:drawing>
+            </w:r>
+          </w:p>
+          <w:p>
+            <w:pPr>
+              <w:rPr>
+                <w:color w:val="FF0000"/>
+              </w:rPr>
+            </w:pPr>
+          </w:p>
+          <w:p>
+            <w:pPr>
+              <w:rPr>
+                <w:color w:val="FF0000"/>
+              </w:rPr>
+            </w:pPr>
+          </w:p>
+          <w:p>
+            <w:pPr>
+              <w:rPr>
+                <w:color w:val="FF0000"/>
+              </w:rPr>
+            </w:pPr>
+            <w:r>
+              <w:rPr>
+                <w:color w:val="FF0000"/>
+              </w:rPr>
+              <w:lastRenderedPageBreak/>
+              <w:t xml:space="preserve">When accessing elements of </w:t>
+            </w:r>
+            <w:proofErr w:type="spellStart"/>
+            <w:r>
+              <w:rPr>
+                <w:color w:val="FF0000"/>
+              </w:rPr>
+              <w:t>ClientRep</w:t>
+            </w:r>
+            <w:proofErr w:type="spellEnd"/>
+            <w:r>
+              <w:rPr>
+                <w:color w:val="FF0000"/>
+              </w:rPr>
+              <w:t xml:space="preserve"> class we used synchronized for the whole HashMap “clients” or only for the “</w:t>
+            </w:r>
+            <w:proofErr w:type="spellStart"/>
+            <w:r>
+              <w:rPr>
+                <w:color w:val="FF0000"/>
+              </w:rPr>
+              <w:t>numbersChecked</w:t>
+            </w:r>
+            <w:proofErr w:type="spellEnd"/>
+            <w:r>
+              <w:rPr>
+                <w:color w:val="FF0000"/>
+              </w:rPr>
+              <w:t>” list or other attributes:</w:t>
+            </w:r>
+          </w:p>
+          <w:p>
+            <w:pPr>
+              <w:rPr>
+                <w:color w:val="FF0000"/>
+              </w:rPr>
+            </w:pPr>
+          </w:p>
+          <w:p>
+            <w:pPr>
+              <w:rPr>
+                <w:color w:val="FF0000"/>
+              </w:rPr>
+            </w:pPr>
+            <w:r>
+              <w:rPr>
+                <w:noProof/>
+                <w:color w:val="FF0000"/>
+              </w:rPr>
+              <w:drawing>
+                <wp:inline distT="0" distB="0" distL="0" distR="0" wp14:anchorId="23500418" wp14:editId="7090A314">
+                  <wp:extent cx="3793896" cy="1190723"/>
+                  <wp:effectExtent l="0" t="0" r="0" b="0"/>
+                  <wp:docPr id="878771830" name="Imagen 1"/>
+                  <wp:cNvGraphicFramePr>
+                    <a:graphicFrameLocks xmlns:a="http://schemas.openxmlformats.org/drawingml/2006/main" noChangeAspect="1"/>
+                  </wp:cNvGraphicFramePr>
+                  <a:graphic xmlns:a="http://schemas.openxmlformats.org/drawingml/2006/main">
+                    <a:graphicData uri="http://schemas.openxmlformats.org/drawingml/2006/picture">
+                      <pic:pic xmlns:pic="http://schemas.openxmlformats.org/drawingml/2006/picture">
+                        <pic:nvPicPr>
+                          <pic:cNvPr id="878771830" name=""/>
+                          <pic:cNvPicPr/>
+                        </pic:nvPicPr>
+                        <pic:blipFill>
+                          <a:blip r:embed="rId6"/>
+                          <a:stretch>
+                            <a:fillRect/>
+                          </a:stretch>
+                        </pic:blipFill>
+                        <pic:spPr>
+                          <a:xfrm>
+                            <a:off x="0" y="0"/>
+                            <a:ext cx="3815321" cy="1197447"/>
+                          </a:xfrm>
+                          <a:prstGeom prst="rect">
+                            <a:avLst/>
+                          </a:prstGeom>
+                        </pic:spPr>
+                      </pic:pic>
+                    </a:graphicData>
+                  </a:graphic>
+                </wp:inline>
+              </w:drawing>
+            </w:r>
+          </w:p>
+          <w:p>
+            <w:pPr>
+              <w:rPr>
+                <w:color w:val="FF0000"/>
+              </w:rPr>
+            </w:pPr>
+          </w:p>
+          <w:p>
+            <w:pPr>
+              <w:rPr>
+                <w:color w:val="FF0000"/>
+              </w:rPr>
+            </w:pPr>
+            <w:r>
+              <w:rPr>
+                <w:color w:val="FF0000"/>
+              </w:rPr>
+              <w:t>We</w:t>
+            </w:r>
+            <w:r>
+              <w:rPr>
+                <w:color w:val="FF0000"/>
+              </w:rPr>
+              <w:t xml:space="preserve"> also used synchronized (this) when generating unique </w:t>
+            </w:r>
+            <w:r>
+              <w:rPr>
+                <w:color w:val="FF0000"/>
+              </w:rPr>
+              <w:t>id</w:t>
+            </w:r>
+            <w:r>
+              <w:rPr>
+                <w:color w:val="FF0000"/>
+              </w:rPr>
+              <w:t>s for new clients:</w:t>
+            </w:r>
+          </w:p>
+          <w:p>
+            <w:pPr>
+              <w:rPr>
+                <w:color w:val="FF0000"/>
+                <w:u w:val="single"/>
+              </w:rPr>
+            </w:pPr>
+          </w:p>
+          <w:p>
+            <w:pPr>
+              <w:rPr>
+                <w:color w:val="FF0000"/>
+              </w:rPr>
+            </w:pPr>
+            <w:r>
+              <w:rPr>
+                <w:noProof/>
+                <w:color w:val="FF0000"/>
+              </w:rPr>
+              <w:drawing>
+                <wp:inline distT="0" distB="0" distL="0" distR="0" wp14:anchorId="2D8F1E5B" wp14:editId="0875E7DE">
+                  <wp:extent cx="1582615" cy="612027"/>
+                  <wp:effectExtent l="0" t="0" r="0" b="0"/>
+                  <wp:docPr id="1984018311" name="Imagen 1"/>
+                  <wp:cNvGraphicFramePr>
+                    <a:graphicFrameLocks xmlns:a="http://schemas.openxmlformats.org/drawingml/2006/main" noChangeAspect="1"/>
+                  </wp:cNvGraphicFramePr>
+                  <a:graphic xmlns:a="http://schemas.openxmlformats.org/drawingml/2006/main">
+                    <a:graphicData uri="http://schemas.openxmlformats.org/drawingml/2006/picture">
+                      <pic:pic xmlns:pic="http://schemas.openxmlformats.org/drawingml/2006/picture">
+                        <pic:nvPicPr>
+                          <pic:cNvPr id="1984018311" name=""/>
+                          <pic:cNvPicPr/>
+                        </pic:nvPicPr>
+                        <pic:blipFill>
+                          <a:blip r:embed="rId7"/>
+                          <a:stretch>
+                            <a:fillRect/>
+                          </a:stretch>
+                        </pic:blipFill>
+                        <pic:spPr>
+                          <a:xfrm>
+                            <a:off x="0" y="0"/>
+                            <a:ext cx="1637143" cy="633114"/>
+                          </a:xfrm>
+                          <a:prstGeom prst="rect">
+                            <a:avLst/>
+                          </a:prstGeom>
+                        </pic:spPr>
+                      </pic:pic>
+                    </a:graphicData>
+                  </a:graphic>
+                </wp:inline>
+              </w:drawing>
+            </w:r>
+          </w:p>
         </w:tc>
       </w:tr>
     </w:tbl>
@@ -281,8 +984,124 @@
       </w:pPr>
     </w:lvl>
   </w:abstractNum>
+  <w:abstractNum w:abstractNumId="1" w15:restartNumberingAfterBreak="0">
+    <w:nsid w:val="6D0352D1"/>
+    <w:multiLevelType w:val="hybridMultilevel"/>
+    <w:tmpl w:val="7BE8184A"/>
+    <w:lvl w:ilvl="0" w:tplc="0C0A0001">
+      <w:start w:val="1"/>
+      <w:numFmt w:val="bullet"/>
+      <w:lvlText w:val=""/>
+      <w:lvlJc w:val="left"/>
+      <w:pPr>
+        <w:ind w:left="720" w:hanging="360"/>
+      </w:pPr>
+      <w:rPr>
+        <w:rFonts w:ascii="Symbol" w:hAnsi="Symbol" w:hint="default"/>
+      </w:rPr>
+    </w:lvl>
+    <w:lvl w:ilvl="1" w:tplc="0C0A0003" w:tentative="1">
+      <w:start w:val="1"/>
+      <w:numFmt w:val="bullet"/>
+      <w:lvlText w:val="o"/>
+      <w:lvlJc w:val="left"/>
+      <w:pPr>
+        <w:ind w:left="1440" w:hanging="360"/>
+      </w:pPr>
+      <w:rPr>
+        <w:rFonts w:ascii="Courier New" w:hAnsi="Courier New" w:cs="Courier New" w:hint="default"/>
+      </w:rPr>
+    </w:lvl>
+    <w:lvl w:ilvl="2" w:tplc="0C0A0005" w:tentative="1">
+      <w:start w:val="1"/>
+      <w:numFmt w:val="bullet"/>
+      <w:lvlText w:val=""/>
+      <w:lvlJc w:val="left"/>
+      <w:pPr>
+        <w:ind w:left="2160" w:hanging="360"/>
+      </w:pPr>
+      <w:rPr>
+        <w:rFonts w:ascii="Wingdings" w:hAnsi="Wingdings" w:hint="default"/>
+      </w:rPr>
+    </w:lvl>
+    <w:lvl w:ilvl="3" w:tplc="0C0A0001" w:tentative="1">
+      <w:start w:val="1"/>
+      <w:numFmt w:val="bullet"/>
+      <w:lvlText w:val=""/>
+      <w:lvlJc w:val="left"/>
+      <w:pPr>
+        <w:ind w:left="2880" w:hanging="360"/>
+      </w:pPr>
+      <w:rPr>
+        <w:rFonts w:ascii="Symbol" w:hAnsi="Symbol" w:hint="default"/>
+      </w:rPr>
+    </w:lvl>
+    <w:lvl w:ilvl="4" w:tplc="0C0A0003" w:tentative="1">
+      <w:start w:val="1"/>
+      <w:numFmt w:val="bullet"/>
+      <w:lvlText w:val="o"/>
+      <w:lvlJc w:val="left"/>
+      <w:pPr>
+        <w:ind w:left="3600" w:hanging="360"/>
+      </w:pPr>
+      <w:rPr>
+        <w:rFonts w:ascii="Courier New" w:hAnsi="Courier New" w:cs="Courier New" w:hint="default"/>
+      </w:rPr>
+    </w:lvl>
+    <w:lvl w:ilvl="5" w:tplc="0C0A0005" w:tentative="1">
+      <w:start w:val="1"/>
+      <w:numFmt w:val="bullet"/>
+      <w:lvlText w:val=""/>
+      <w:lvlJc w:val="left"/>
+      <w:pPr>
+        <w:ind w:left="4320" w:hanging="360"/>
+      </w:pPr>
+      <w:rPr>
+        <w:rFonts w:ascii="Wingdings" w:hAnsi="Wingdings" w:hint="default"/>
+      </w:rPr>
+    </w:lvl>
+    <w:lvl w:ilvl="6" w:tplc="0C0A0001" w:tentative="1">
+      <w:start w:val="1"/>
+      <w:numFmt w:val="bullet"/>
+      <w:lvlText w:val=""/>
+      <w:lvlJc w:val="left"/>
+      <w:pPr>
+        <w:ind w:left="5040" w:hanging="360"/>
+      </w:pPr>
+      <w:rPr>
+        <w:rFonts w:ascii="Symbol" w:hAnsi="Symbol" w:hint="default"/>
+      </w:rPr>
+    </w:lvl>
+    <w:lvl w:ilvl="7" w:tplc="0C0A0003" w:tentative="1">
+      <w:start w:val="1"/>
+      <w:numFmt w:val="bullet"/>
+      <w:lvlText w:val="o"/>
+      <w:lvlJc w:val="left"/>
+      <w:pPr>
+        <w:ind w:left="5760" w:hanging="360"/>
+      </w:pPr>
+      <w:rPr>
+        <w:rFonts w:ascii="Courier New" w:hAnsi="Courier New" w:cs="Courier New" w:hint="default"/>
+      </w:rPr>
+    </w:lvl>
+    <w:lvl w:ilvl="8" w:tplc="0C0A0005" w:tentative="1">
+      <w:start w:val="1"/>
+      <w:numFmt w:val="bullet"/>
+      <w:lvlText w:val=""/>
+      <w:lvlJc w:val="left"/>
+      <w:pPr>
+        <w:ind w:left="6480" w:hanging="360"/>
+      </w:pPr>
+      <w:rPr>
+        <w:rFonts w:ascii="Wingdings" w:hAnsi="Wingdings" w:hint="default"/>
+      </w:rPr>
+    </w:lvl>
+  </w:abstractNum>
   <w:num w:numId="1" w16cid:durableId="1896894299">
     <w:abstractNumId w:val="0"/>
+  </w:num>
+  <w:num w:numId="2" w16cid:durableId="1707488205">
+    <w:abstractNumId w:val="1"/>
   </w:num>
 </w:numbering>
 </file>

--- a/PA3_CastellaCot_MartinGiol_GutierrezCanuto/bin/ex02_RMI/ShortReport.docx
+++ b/PA3_CastellaCot_MartinGiol_GutierrezCanuto/bin/ex02_RMI/ShortReport.docx
@@ -744,6 +744,7 @@
             <w:pPr>
               <w:rPr>
                 <w:color w:val="FF0000"/>
+                <w:u w:val="single"/>
               </w:rPr>
             </w:pPr>
             <w:r>
